--- a/papers/_FINAL_REVIEW_DONE.docx
+++ b/papers/_FINAL_REVIEW_DONE.docx
@@ -8,7 +8,7 @@
         <w:pStyle w:val="Heading1"/>
       </w:pPr>
       <w:r>
-        <w:t xml:space="preserve">★ FINAL REVIEW DONE · 外部审稿意见逐条复核终审 · 2026-10-24</w:t>
+        <w:t xml:space="preserve">FINAL REVIEW DONE · 外部审稿意见逐条复核终审 · 2026-10-24</w:t>
       </w:r>
     </w:p>
     <w:p>
@@ -81,16 +81,10 @@
           <w:bCs/>
           <w:b/>
         </w:rPr>
-        <w:t xml:space="preserve">且本轮新引入 3 条过度主张 + 1 处未加限定的旧措辞残留</w:t>
-      </w:r>
-      <w:r>
-        <w:t xml:space="preserve"> </w:t>
-      </w:r>
-      <w:r>
-        <w:t xml:space="preserve">⇒</w:t>
-      </w:r>
-      <w:r>
-        <w:t xml:space="preserve"> </w:t>
+        <w:t xml:space="preserve">且这一轮新引入 3 条过度主张 + 1 处未加限定的旧措辞残留</w:t>
+      </w:r>
+      <w:r>
+        <w:t xml:space="preserve">，</w:t>
       </w:r>
       <w:r>
         <w:rPr>
@@ -430,7 +424,7 @@
               <w:t xml:space="preserve">两轴方向一致</w:t>
             </w:r>
             <w:r>
-              <w:t xml:space="preserve">」——与自身数据冲突（α 轴 5/5 CI 含 0、3 正 2 负 ⇒ 无方向），且与同行的"α 轴：不可分辨"自相矛盾；合订本无此句 ⇒ 单篇独有</w:t>
+              <w:t xml:space="preserve">」——与自身数据冲突（α 轴 5/5 CI 含 0、3 正 2 负，无方向），且与同行的"α 轴：不可分辨"自相矛盾；合订本无此句，单篇独有</w:t>
             </w:r>
           </w:p>
         </w:tc>
@@ -581,7 +575,7 @@
               <w:t xml:space="preserve">已被实测封死</w:t>
             </w:r>
             <w:r>
-              <w:t xml:space="preserve">」，与 A 篇本轮新增的撤回口径冲突</w:t>
+              <w:t xml:space="preserve">」，与 A 篇这一轮新增的撤回口径冲突</w:t>
             </w:r>
           </w:p>
         </w:tc>
@@ -648,7 +642,7 @@
               <w:t xml:space="preserve">未带</w:t>
             </w:r>
             <w:r>
-              <w:t xml:space="preserve">「未按 4 支口径重算」限定，而合订本与总纲都要求 L1"暂不定量引用" ⇒ 单篇比合订本更宽松</w:t>
+              <w:t xml:space="preserve">「未按 4 支口径重算」限定，而合订本与总纲都要求 L1"暂不定量引用"，单篇比合订本更宽松</w:t>
             </w:r>
           </w:p>
         </w:tc>
@@ -1444,15 +1438,7 @@
         <w:t xml:space="preserve">:616</w:t>
       </w:r>
       <w:r>
-        <w:t xml:space="preserve">）—— 合订本/总纲比单稿更谨慎的倒挂。</w:t>
-      </w:r>
-    </w:p>
-    <w:p>
-      <w:pPr>
-        <w:pStyle w:val="FirstParagraph"/>
-      </w:pPr>
-      <w:r>
-        <w:t xml:space="preserve">★ 另建议顺手改 3 处（0 成本）：L1 判决表编号打架（N6）、L1 判决表主张名（N7）、L1 §2.4 旧题名（N11）。</w:t>
+        <w:t xml:space="preserve">）—— 合订本/总纲比单稿更谨慎的倒挂。另建议顺手改 3 处（0 成本）：L1 判决表编号打架（N6）、L1 判决表主张名（N7）、L1 §2.4 旧题名（N11）。</w:t>
       </w:r>
     </w:p>
     <w:bookmarkEnd w:id="22"/>
@@ -1476,15 +1462,7 @@
         <w:t xml:space="preserve">papers/终审报告_外部审稿意见逐条复核_2026-10-24.md</w:t>
       </w:r>
       <w:r>
-        <w:t xml:space="preserve">（417 行）</w:t>
-      </w:r>
-    </w:p>
-    <w:p>
-      <w:pPr>
-        <w:pStyle w:val="BodyText"/>
-      </w:pPr>
-      <w:r>
-        <w:t xml:space="preserve">★ 复核快照（行号锚点，sha 前 12 位）：</w:t>
+        <w:t xml:space="preserve">（417 行）复核快照（行号锚点，sha 前 12 位）：</w:t>
       </w:r>
       <w:r>
         <w:rPr>
@@ -1568,13 +1546,7 @@
         <w:t xml:space="preserve">00_总纲…7fca0ea5ef7a</w:t>
       </w:r>
       <w:r>
-        <w:t xml:space="preserve">（10-24 21:46）</w:t>
-      </w:r>
-      <w:r>
-        <w:t xml:space="preserve"> </w:t>
-      </w:r>
-      <w:r>
-        <w:t xml:space="preserve">★ 复核过程未修改任何稿件、未执行任何 git 写操作；临时验证目录已清理。</w:t>
+        <w:t xml:space="preserve">（10-24 21:46）复核过程未修改任何稿件、未执行任何 git 写操作；临时验证目录已清理。</w:t>
       </w:r>
     </w:p>
     <w:p>
